--- a/documents/LxMLSSponsorshipGuidelines.docx
+++ b/documents/LxMLSSponsorshipGuidelines.docx
@@ -1,6 +1,6 @@
 
 <file path=word/document.xml><?xml version="1.0" encoding="utf-8"?>
-<w:document xmlns:wpc="http://schemas.microsoft.com/office/word/2010/wordprocessingCanvas" xmlns:cx="http://schemas.microsoft.com/office/drawing/2014/chartex" xmlns:cx1="http://schemas.microsoft.com/office/drawing/2015/9/8/chartex" xmlns:cx2="http://schemas.microsoft.com/office/drawing/2015/10/21/chartex" xmlns:cx3="http://schemas.microsoft.com/office/drawing/2016/5/9/chartex" xmlns:cx4="http://schemas.microsoft.com/office/drawing/2016/5/10/chartex" xmlns:cx5="http://schemas.microsoft.com/office/drawing/2016/5/11/chartex" xmlns:cx6="http://schemas.microsoft.com/office/drawing/2016/5/12/chartex" xmlns:cx7="http://schemas.microsoft.com/office/drawing/2016/5/13/chartex" xmlns:cx8="http://schemas.microsoft.com/office/drawing/2016/5/14/chartex" xmlns:mc="http://schemas.openxmlformats.org/markup-compatibility/2006" xmlns:aink="http://schemas.microsoft.com/office/drawing/2016/ink" xmlns:am3d="http://schemas.microsoft.com/office/drawing/2017/model3d" xmlns:o="urn:schemas-microsoft-com:office:office" xmlns:oel="http://schemas.microsoft.com/office/2019/extlst" xmlns:r="http://schemas.openxmlformats.org/officeDocument/2006/relationships" xmlns:m="http://schemas.openxmlformats.org/officeDocument/2006/math" xmlns:v="urn:schemas-microsoft-com:vml" xmlns:wp14="http://schemas.microsoft.com/office/word/2010/wordprocessingDrawing" xmlns:wp="http://schemas.openxmlformats.org/drawingml/2006/wordprocessingDrawing" xmlns:w10="urn:schemas-microsoft-com:office:word" xmlns:w="http://schemas.openxmlformats.org/wordprocessingml/2006/main" xmlns:w14="http://schemas.microsoft.com/office/word/2010/wordml" xmlns:w15="http://schemas.microsoft.com/office/word/2012/wordml" xmlns:w16cex="http://schemas.microsoft.com/office/word/2018/wordml/cex" xmlns:w16cid="http://schemas.microsoft.com/office/word/2016/wordml/cid" xmlns:w16="http://schemas.microsoft.com/office/word/2018/wordml" xmlns:w16sdtdh="http://schemas.microsoft.com/office/word/2020/wordml/sdtdatahash" xmlns:w16se="http://schemas.microsoft.com/office/word/2015/wordml/symex" xmlns:wpg="http://schemas.microsoft.com/office/word/2010/wordprocessingGroup" xmlns:wpi="http://schemas.microsoft.com/office/word/2010/wordprocessingInk" xmlns:wne="http://schemas.microsoft.com/office/word/2006/wordml" xmlns:wps="http://schemas.microsoft.com/office/word/2010/wordprocessingShape" mc:Ignorable="w14 w15 w16se w16cid w16 w16cex w16sdtdh wp14">
+<w:document xmlns:wpc="http://schemas.microsoft.com/office/word/2010/wordprocessingCanvas" xmlns:cx="http://schemas.microsoft.com/office/drawing/2014/chartex" xmlns:cx1="http://schemas.microsoft.com/office/drawing/2015/9/8/chartex" xmlns:cx2="http://schemas.microsoft.com/office/drawing/2015/10/21/chartex" xmlns:cx3="http://schemas.microsoft.com/office/drawing/2016/5/9/chartex" xmlns:cx4="http://schemas.microsoft.com/office/drawing/2016/5/10/chartex" xmlns:cx5="http://schemas.microsoft.com/office/drawing/2016/5/11/chartex" xmlns:cx6="http://schemas.microsoft.com/office/drawing/2016/5/12/chartex" xmlns:cx7="http://schemas.microsoft.com/office/drawing/2016/5/13/chartex" xmlns:cx8="http://schemas.microsoft.com/office/drawing/2016/5/14/chartex" xmlns:mc="http://schemas.openxmlformats.org/markup-compatibility/2006" xmlns:aink="http://schemas.microsoft.com/office/drawing/2016/ink" xmlns:am3d="http://schemas.microsoft.com/office/drawing/2017/model3d" xmlns:o="urn:schemas-microsoft-com:office:office" xmlns:oel="http://schemas.microsoft.com/office/2019/extlst" xmlns:r="http://schemas.openxmlformats.org/officeDocument/2006/relationships" xmlns:m="http://schemas.openxmlformats.org/officeDocument/2006/math" xmlns:v="urn:schemas-microsoft-com:vml" xmlns:wp14="http://schemas.microsoft.com/office/word/2010/wordprocessingDrawing" xmlns:wp="http://schemas.openxmlformats.org/drawingml/2006/wordprocessingDrawing" xmlns:w10="urn:schemas-microsoft-com:office:word" xmlns:w="http://schemas.openxmlformats.org/wordprocessingml/2006/main" xmlns:w14="http://schemas.microsoft.com/office/word/2010/wordml" xmlns:w15="http://schemas.microsoft.com/office/word/2012/wordml" xmlns:w16cex="http://schemas.microsoft.com/office/word/2018/wordml/cex" xmlns:w16cid="http://schemas.microsoft.com/office/word/2016/wordml/cid" xmlns:w16="http://schemas.microsoft.com/office/word/2018/wordml" xmlns:w16du="http://schemas.microsoft.com/office/word/2023/wordml/word16du" xmlns:w16sdtdh="http://schemas.microsoft.com/office/word/2020/wordml/sdtdatahash" xmlns:w16sdtfl="http://schemas.microsoft.com/office/word/2024/wordml/sdtformatlock" xmlns:w16se="http://schemas.microsoft.com/office/word/2015/wordml/symex" xmlns:wpg="http://schemas.microsoft.com/office/word/2010/wordprocessingGroup" xmlns:wpi="http://schemas.microsoft.com/office/word/2010/wordprocessingInk" xmlns:wne="http://schemas.microsoft.com/office/word/2006/wordml" xmlns:wps="http://schemas.microsoft.com/office/word/2010/wordprocessingShape" mc:Ignorable="w14 w15 w16se w16cid w16 w16cex w16sdtdh w16sdtfl w16du wp14">
   <w:background w:color="FFFFFF"/>
   <w:body>
     <w:p>
@@ -9,19 +9,14 @@
         <w:contextualSpacing w:val="0"/>
         <w:jc w:val="both"/>
       </w:pPr>
-      <w:proofErr w:type="spellStart"/>
-      <w:r>
-        <w:t>LxMLS</w:t>
-      </w:r>
-      <w:proofErr w:type="spellEnd"/>
-      <w:r>
-        <w:t xml:space="preserve"> 20</w:t>
+      <w:r>
+        <w:t>LxMLS 20</w:t>
       </w:r>
       <w:r>
         <w:t>2</w:t>
       </w:r>
       <w:r>
-        <w:t>5</w:t>
+        <w:t>6</w:t>
       </w:r>
       <w:r>
         <w:t xml:space="preserve"> Sponsor Guide</w:t>
@@ -39,18 +34,8 @@
           <w:sz w:val="24"/>
           <w:szCs w:val="24"/>
         </w:rPr>
-        <w:t xml:space="preserve">Since the very first edition of </w:t>
-      </w:r>
-      <w:proofErr w:type="spellStart"/>
-      <w:r>
-        <w:rPr>
-          <w:b w:val="0"/>
-          <w:sz w:val="24"/>
-          <w:szCs w:val="24"/>
-        </w:rPr>
-        <w:t>LxMLS</w:t>
-      </w:r>
-      <w:proofErr w:type="spellEnd"/>
+        <w:t>Since the very first edition of LxMLS</w:t>
+      </w:r>
       <w:r>
         <w:rPr>
           <w:b w:val="0"/>
@@ -65,25 +50,7 @@
           <w:sz w:val="24"/>
           <w:szCs w:val="24"/>
         </w:rPr>
-        <w:t xml:space="preserve"> back in 2011, we have been fortunate to receive generous support from several sponsors and partners. This support has been fundamental in allowing </w:t>
-      </w:r>
-      <w:proofErr w:type="spellStart"/>
-      <w:r>
-        <w:rPr>
-          <w:b w:val="0"/>
-          <w:sz w:val="24"/>
-          <w:szCs w:val="24"/>
-        </w:rPr>
-        <w:t>LxMLS</w:t>
-      </w:r>
-      <w:proofErr w:type="spellEnd"/>
-      <w:r>
-        <w:rPr>
-          <w:b w:val="0"/>
-          <w:sz w:val="24"/>
-          <w:szCs w:val="24"/>
-        </w:rPr>
-        <w:t xml:space="preserve"> to grow year after year, and in becoming one of the largest machine learning summer schools in the world. </w:t>
+        <w:t xml:space="preserve"> back in 2011, we have been fortunate to receive generous support from several sponsors and partners. This support has been fundamental in allowing LxMLS to grow year after year, and in becoming one of the largest machine learning summer schools in the world. </w:t>
       </w:r>
       <w:r>
         <w:rPr>
@@ -115,15 +82,39 @@
           <w:sz w:val="24"/>
           <w:szCs w:val="24"/>
         </w:rPr>
-        <w:t xml:space="preserve"> had more than </w:t>
-      </w:r>
-      <w:r>
-        <w:rPr>
-          <w:b w:val="0"/>
-          <w:sz w:val="24"/>
-          <w:szCs w:val="24"/>
-        </w:rPr>
-        <w:t>200</w:t>
+        <w:t xml:space="preserve"> had </w:t>
+      </w:r>
+      <w:r>
+        <w:rPr>
+          <w:b w:val="0"/>
+          <w:sz w:val="24"/>
+          <w:szCs w:val="24"/>
+        </w:rPr>
+        <w:t>approximately</w:t>
+      </w:r>
+      <w:r>
+        <w:rPr>
+          <w:b w:val="0"/>
+          <w:sz w:val="24"/>
+          <w:szCs w:val="24"/>
+        </w:rPr>
+        <w:t xml:space="preserve"> </w:t>
+      </w:r>
+      <w:r>
+        <w:rPr>
+          <w:b w:val="0"/>
+          <w:sz w:val="24"/>
+          <w:szCs w:val="24"/>
+        </w:rPr>
+        <w:t>20</w:t>
+      </w:r>
+      <w:r>
+        <w:rPr>
+          <w:b w:val="0"/>
+          <w:sz w:val="24"/>
+          <w:szCs w:val="24"/>
+        </w:rPr>
+        <w:t>0</w:t>
       </w:r>
       <w:r>
         <w:rPr>
@@ -582,15 +573,7 @@
           <w:sz w:val="24"/>
           <w:szCs w:val="24"/>
         </w:rPr>
-        <w:t xml:space="preserve">. Last year, </w:t>
-      </w:r>
-      <w:r>
-        <w:rPr>
-          <w:b w:val="0"/>
-          <w:sz w:val="24"/>
-          <w:szCs w:val="24"/>
-        </w:rPr>
-        <w:t xml:space="preserve">through our sponsors, we fully or partially supported </w:t>
+        <w:t xml:space="preserve">. Last year, through our sponsors, we fully or partially supported </w:t>
       </w:r>
       <w:r>
         <w:rPr>
@@ -654,7 +637,7 @@
           <w:sz w:val="24"/>
           <w:szCs w:val="24"/>
         </w:rPr>
-        <w:t>4</w:t>
+        <w:t>5</w:t>
       </w:r>
       <w:r>
         <w:rPr>
@@ -692,23 +675,13 @@
         </w:rPr>
         <w:t xml:space="preserve">This year, </w:t>
       </w:r>
-      <w:proofErr w:type="spellStart"/>
-      <w:r>
-        <w:rPr>
-          <w:b w:val="0"/>
-          <w:sz w:val="24"/>
-          <w:szCs w:val="24"/>
-        </w:rPr>
-        <w:t>LxMLS</w:t>
-      </w:r>
-      <w:proofErr w:type="spellEnd"/>
-      <w:r>
-        <w:rPr>
-          <w:b w:val="0"/>
-          <w:sz w:val="24"/>
-          <w:szCs w:val="24"/>
-        </w:rPr>
-        <w:t xml:space="preserve"> will </w:t>
+      <w:r>
+        <w:rPr>
+          <w:b w:val="0"/>
+          <w:sz w:val="24"/>
+          <w:szCs w:val="24"/>
+        </w:rPr>
+        <w:t xml:space="preserve">LxMLS will </w:t>
       </w:r>
       <w:r>
         <w:rPr>
@@ -853,7 +826,6 @@
         <w:jc w:val="both"/>
       </w:pPr>
       <w:r>
-        <w:lastRenderedPageBreak/>
         <w:t>Bronze sponsor</w:t>
       </w:r>
     </w:p>
@@ -965,25 +937,7 @@
           <w:sz w:val="24"/>
           <w:szCs w:val="24"/>
         </w:rPr>
-        <w:t xml:space="preserve">Your logo will be displayed on the </w:t>
-      </w:r>
-      <w:proofErr w:type="spellStart"/>
-      <w:r>
-        <w:rPr>
-          <w:b w:val="0"/>
-          <w:sz w:val="24"/>
-          <w:szCs w:val="24"/>
-        </w:rPr>
-        <w:t>LxMLS</w:t>
-      </w:r>
-      <w:proofErr w:type="spellEnd"/>
-      <w:r>
-        <w:rPr>
-          <w:b w:val="0"/>
-          <w:sz w:val="24"/>
-          <w:szCs w:val="24"/>
-        </w:rPr>
-        <w:t xml:space="preserve"> website as a Bronze Sponsor, with a link to your website.</w:t>
+        <w:t>Your logo will be displayed on the LxMLS website as a Bronze Sponsor, with a link to your website.</w:t>
       </w:r>
     </w:p>
     <w:p>
@@ -1105,25 +1059,7 @@
           <w:sz w:val="24"/>
           <w:szCs w:val="24"/>
         </w:rPr>
-        <w:t xml:space="preserve">Your logo will be displayed on the </w:t>
-      </w:r>
-      <w:proofErr w:type="spellStart"/>
-      <w:r>
-        <w:rPr>
-          <w:b w:val="0"/>
-          <w:sz w:val="24"/>
-          <w:szCs w:val="24"/>
-        </w:rPr>
-        <w:t>LxMLS</w:t>
-      </w:r>
-      <w:proofErr w:type="spellEnd"/>
-      <w:r>
-        <w:rPr>
-          <w:b w:val="0"/>
-          <w:sz w:val="24"/>
-          <w:szCs w:val="24"/>
-        </w:rPr>
-        <w:t xml:space="preserve"> website as a Silver Sponsor</w:t>
+        <w:t>Your logo will be displayed on the LxMLS website as a Silver Sponsor</w:t>
       </w:r>
       <w:r>
         <w:rPr>
@@ -1289,23 +1225,7 @@
           <w:sz w:val="24"/>
           <w:szCs w:val="24"/>
         </w:rPr>
-        <w:t xml:space="preserve">Your logo will be displayed on the </w:t>
-      </w:r>
-      <w:proofErr w:type="spellStart"/>
-      <w:r>
-        <w:rPr>
-          <w:sz w:val="24"/>
-          <w:szCs w:val="24"/>
-        </w:rPr>
-        <w:t>LxMLS</w:t>
-      </w:r>
-      <w:proofErr w:type="spellEnd"/>
-      <w:r>
-        <w:rPr>
-          <w:sz w:val="24"/>
-          <w:szCs w:val="24"/>
-        </w:rPr>
-        <w:t xml:space="preserve"> website as a Gold Sponsor with a link</w:t>
+        <w:t>Your logo will be displayed on the LxMLS website as a Gold Sponsor with a link</w:t>
       </w:r>
       <w:r>
         <w:rPr>
@@ -1508,7 +1428,7 @@
 </file>
 
 <file path=word/endnotes.xml><?xml version="1.0" encoding="utf-8"?>
-<w:endnotes xmlns:wpc="http://schemas.microsoft.com/office/word/2010/wordprocessingCanvas" xmlns:cx="http://schemas.microsoft.com/office/drawing/2014/chartex" xmlns:cx1="http://schemas.microsoft.com/office/drawing/2015/9/8/chartex" xmlns:cx2="http://schemas.microsoft.com/office/drawing/2015/10/21/chartex" xmlns:cx3="http://schemas.microsoft.com/office/drawing/2016/5/9/chartex" xmlns:cx4="http://schemas.microsoft.com/office/drawing/2016/5/10/chartex" xmlns:cx5="http://schemas.microsoft.com/office/drawing/2016/5/11/chartex" xmlns:cx6="http://schemas.microsoft.com/office/drawing/2016/5/12/chartex" xmlns:cx7="http://schemas.microsoft.com/office/drawing/2016/5/13/chartex" xmlns:cx8="http://schemas.microsoft.com/office/drawing/2016/5/14/chartex" xmlns:mc="http://schemas.openxmlformats.org/markup-compatibility/2006" xmlns:aink="http://schemas.microsoft.com/office/drawing/2016/ink" xmlns:am3d="http://schemas.microsoft.com/office/drawing/2017/model3d" xmlns:o="urn:schemas-microsoft-com:office:office" xmlns:oel="http://schemas.microsoft.com/office/2019/extlst" xmlns:r="http://schemas.openxmlformats.org/officeDocument/2006/relationships" xmlns:m="http://schemas.openxmlformats.org/officeDocument/2006/math" xmlns:v="urn:schemas-microsoft-com:vml" xmlns:wp14="http://schemas.microsoft.com/office/word/2010/wordprocessingDrawing" xmlns:wp="http://schemas.openxmlformats.org/drawingml/2006/wordprocessingDrawing" xmlns:w10="urn:schemas-microsoft-com:office:word" xmlns:w="http://schemas.openxmlformats.org/wordprocessingml/2006/main" xmlns:w14="http://schemas.microsoft.com/office/word/2010/wordml" xmlns:w15="http://schemas.microsoft.com/office/word/2012/wordml" xmlns:w16cex="http://schemas.microsoft.com/office/word/2018/wordml/cex" xmlns:w16cid="http://schemas.microsoft.com/office/word/2016/wordml/cid" xmlns:w16="http://schemas.microsoft.com/office/word/2018/wordml" xmlns:w16sdtdh="http://schemas.microsoft.com/office/word/2020/wordml/sdtdatahash" xmlns:w16se="http://schemas.microsoft.com/office/word/2015/wordml/symex" xmlns:wpg="http://schemas.microsoft.com/office/word/2010/wordprocessingGroup" xmlns:wpi="http://schemas.microsoft.com/office/word/2010/wordprocessingInk" xmlns:wne="http://schemas.microsoft.com/office/word/2006/wordml" xmlns:wps="http://schemas.microsoft.com/office/word/2010/wordprocessingShape" mc:Ignorable="w14 w15 w16se w16cid w16 w16cex w16sdtdh wp14">
+<w:endnotes xmlns:wpc="http://schemas.microsoft.com/office/word/2010/wordprocessingCanvas" xmlns:cx="http://schemas.microsoft.com/office/drawing/2014/chartex" xmlns:cx1="http://schemas.microsoft.com/office/drawing/2015/9/8/chartex" xmlns:cx2="http://schemas.microsoft.com/office/drawing/2015/10/21/chartex" xmlns:cx3="http://schemas.microsoft.com/office/drawing/2016/5/9/chartex" xmlns:cx4="http://schemas.microsoft.com/office/drawing/2016/5/10/chartex" xmlns:cx5="http://schemas.microsoft.com/office/drawing/2016/5/11/chartex" xmlns:cx6="http://schemas.microsoft.com/office/drawing/2016/5/12/chartex" xmlns:cx7="http://schemas.microsoft.com/office/drawing/2016/5/13/chartex" xmlns:cx8="http://schemas.microsoft.com/office/drawing/2016/5/14/chartex" xmlns:mc="http://schemas.openxmlformats.org/markup-compatibility/2006" xmlns:aink="http://schemas.microsoft.com/office/drawing/2016/ink" xmlns:am3d="http://schemas.microsoft.com/office/drawing/2017/model3d" xmlns:o="urn:schemas-microsoft-com:office:office" xmlns:oel="http://schemas.microsoft.com/office/2019/extlst" xmlns:r="http://schemas.openxmlformats.org/officeDocument/2006/relationships" xmlns:m="http://schemas.openxmlformats.org/officeDocument/2006/math" xmlns:v="urn:schemas-microsoft-com:vml" xmlns:wp14="http://schemas.microsoft.com/office/word/2010/wordprocessingDrawing" xmlns:wp="http://schemas.openxmlformats.org/drawingml/2006/wordprocessingDrawing" xmlns:w10="urn:schemas-microsoft-com:office:word" xmlns:w="http://schemas.openxmlformats.org/wordprocessingml/2006/main" xmlns:w14="http://schemas.microsoft.com/office/word/2010/wordml" xmlns:w15="http://schemas.microsoft.com/office/word/2012/wordml" xmlns:w16cex="http://schemas.microsoft.com/office/word/2018/wordml/cex" xmlns:w16cid="http://schemas.microsoft.com/office/word/2016/wordml/cid" xmlns:w16="http://schemas.microsoft.com/office/word/2018/wordml" xmlns:w16du="http://schemas.microsoft.com/office/word/2023/wordml/word16du" xmlns:w16sdtdh="http://schemas.microsoft.com/office/word/2020/wordml/sdtdatahash" xmlns:w16sdtfl="http://schemas.microsoft.com/office/word/2024/wordml/sdtformatlock" xmlns:w16se="http://schemas.microsoft.com/office/word/2015/wordml/symex" xmlns:wpg="http://schemas.microsoft.com/office/word/2010/wordprocessingGroup" xmlns:wpi="http://schemas.microsoft.com/office/word/2010/wordprocessingInk" xmlns:wne="http://schemas.microsoft.com/office/word/2006/wordml" xmlns:wps="http://schemas.microsoft.com/office/word/2010/wordprocessingShape" mc:Ignorable="w14 w15 w16se w16cid w16 w16cex w16sdtdh w16sdtfl w16du wp14">
   <w:endnote w:type="separator" w:id="-1">
     <w:p>
       <w:pPr>
@@ -1533,7 +1453,7 @@
 </file>
 
 <file path=word/footer1.xml><?xml version="1.0" encoding="utf-8"?>
-<w:ftr xmlns:wpc="http://schemas.microsoft.com/office/word/2010/wordprocessingCanvas" xmlns:cx="http://schemas.microsoft.com/office/drawing/2014/chartex" xmlns:cx1="http://schemas.microsoft.com/office/drawing/2015/9/8/chartex" xmlns:cx2="http://schemas.microsoft.com/office/drawing/2015/10/21/chartex" xmlns:cx3="http://schemas.microsoft.com/office/drawing/2016/5/9/chartex" xmlns:cx4="http://schemas.microsoft.com/office/drawing/2016/5/10/chartex" xmlns:cx5="http://schemas.microsoft.com/office/drawing/2016/5/11/chartex" xmlns:cx6="http://schemas.microsoft.com/office/drawing/2016/5/12/chartex" xmlns:cx7="http://schemas.microsoft.com/office/drawing/2016/5/13/chartex" xmlns:cx8="http://schemas.microsoft.com/office/drawing/2016/5/14/chartex" xmlns:mc="http://schemas.openxmlformats.org/markup-compatibility/2006" xmlns:aink="http://schemas.microsoft.com/office/drawing/2016/ink" xmlns:am3d="http://schemas.microsoft.com/office/drawing/2017/model3d" xmlns:o="urn:schemas-microsoft-com:office:office" xmlns:oel="http://schemas.microsoft.com/office/2019/extlst" xmlns:r="http://schemas.openxmlformats.org/officeDocument/2006/relationships" xmlns:m="http://schemas.openxmlformats.org/officeDocument/2006/math" xmlns:v="urn:schemas-microsoft-com:vml" xmlns:wp14="http://schemas.microsoft.com/office/word/2010/wordprocessingDrawing" xmlns:wp="http://schemas.openxmlformats.org/drawingml/2006/wordprocessingDrawing" xmlns:w10="urn:schemas-microsoft-com:office:word" xmlns:w="http://schemas.openxmlformats.org/wordprocessingml/2006/main" xmlns:w14="http://schemas.microsoft.com/office/word/2010/wordml" xmlns:w15="http://schemas.microsoft.com/office/word/2012/wordml" xmlns:w16cex="http://schemas.microsoft.com/office/word/2018/wordml/cex" xmlns:w16cid="http://schemas.microsoft.com/office/word/2016/wordml/cid" xmlns:w16="http://schemas.microsoft.com/office/word/2018/wordml" xmlns:w16sdtdh="http://schemas.microsoft.com/office/word/2020/wordml/sdtdatahash" xmlns:w16se="http://schemas.microsoft.com/office/word/2015/wordml/symex" xmlns:wpg="http://schemas.microsoft.com/office/word/2010/wordprocessingGroup" xmlns:wpi="http://schemas.microsoft.com/office/word/2010/wordprocessingInk" xmlns:wne="http://schemas.microsoft.com/office/word/2006/wordml" xmlns:wps="http://schemas.microsoft.com/office/word/2010/wordprocessingShape" mc:Ignorable="w14 w15 w16se w16cid w16 w16cex w16sdtdh wp14">
+<w:ftr xmlns:wpc="http://schemas.microsoft.com/office/word/2010/wordprocessingCanvas" xmlns:cx="http://schemas.microsoft.com/office/drawing/2014/chartex" xmlns:cx1="http://schemas.microsoft.com/office/drawing/2015/9/8/chartex" xmlns:cx2="http://schemas.microsoft.com/office/drawing/2015/10/21/chartex" xmlns:cx3="http://schemas.microsoft.com/office/drawing/2016/5/9/chartex" xmlns:cx4="http://schemas.microsoft.com/office/drawing/2016/5/10/chartex" xmlns:cx5="http://schemas.microsoft.com/office/drawing/2016/5/11/chartex" xmlns:cx6="http://schemas.microsoft.com/office/drawing/2016/5/12/chartex" xmlns:cx7="http://schemas.microsoft.com/office/drawing/2016/5/13/chartex" xmlns:cx8="http://schemas.microsoft.com/office/drawing/2016/5/14/chartex" xmlns:mc="http://schemas.openxmlformats.org/markup-compatibility/2006" xmlns:aink="http://schemas.microsoft.com/office/drawing/2016/ink" xmlns:am3d="http://schemas.microsoft.com/office/drawing/2017/model3d" xmlns:o="urn:schemas-microsoft-com:office:office" xmlns:oel="http://schemas.microsoft.com/office/2019/extlst" xmlns:r="http://schemas.openxmlformats.org/officeDocument/2006/relationships" xmlns:m="http://schemas.openxmlformats.org/officeDocument/2006/math" xmlns:v="urn:schemas-microsoft-com:vml" xmlns:wp14="http://schemas.microsoft.com/office/word/2010/wordprocessingDrawing" xmlns:wp="http://schemas.openxmlformats.org/drawingml/2006/wordprocessingDrawing" xmlns:w10="urn:schemas-microsoft-com:office:word" xmlns:w="http://schemas.openxmlformats.org/wordprocessingml/2006/main" xmlns:w14="http://schemas.microsoft.com/office/word/2010/wordml" xmlns:w15="http://schemas.microsoft.com/office/word/2012/wordml" xmlns:w16cex="http://schemas.microsoft.com/office/word/2018/wordml/cex" xmlns:w16cid="http://schemas.microsoft.com/office/word/2016/wordml/cid" xmlns:w16="http://schemas.microsoft.com/office/word/2018/wordml" xmlns:w16du="http://schemas.microsoft.com/office/word/2023/wordml/word16du" xmlns:w16sdtdh="http://schemas.microsoft.com/office/word/2020/wordml/sdtdatahash" xmlns:w16sdtfl="http://schemas.microsoft.com/office/word/2024/wordml/sdtformatlock" xmlns:w16se="http://schemas.microsoft.com/office/word/2015/wordml/symex" xmlns:wpg="http://schemas.microsoft.com/office/word/2010/wordprocessingGroup" xmlns:wpi="http://schemas.microsoft.com/office/word/2010/wordprocessingInk" xmlns:wne="http://schemas.microsoft.com/office/word/2006/wordml" xmlns:wps="http://schemas.microsoft.com/office/word/2010/wordprocessingShape" mc:Ignorable="w14 w15 w16se w16cid w16 w16cex w16sdtdh w16sdtfl w16du wp14">
   <w:p>
     <w:pPr>
       <w:pStyle w:val="Footer"/>
@@ -1543,7 +1463,7 @@
 </file>
 
 <file path=word/footer2.xml><?xml version="1.0" encoding="utf-8"?>
-<w:ftr xmlns:wpc="http://schemas.microsoft.com/office/word/2010/wordprocessingCanvas" xmlns:cx="http://schemas.microsoft.com/office/drawing/2014/chartex" xmlns:cx1="http://schemas.microsoft.com/office/drawing/2015/9/8/chartex" xmlns:cx2="http://schemas.microsoft.com/office/drawing/2015/10/21/chartex" xmlns:cx3="http://schemas.microsoft.com/office/drawing/2016/5/9/chartex" xmlns:cx4="http://schemas.microsoft.com/office/drawing/2016/5/10/chartex" xmlns:cx5="http://schemas.microsoft.com/office/drawing/2016/5/11/chartex" xmlns:cx6="http://schemas.microsoft.com/office/drawing/2016/5/12/chartex" xmlns:cx7="http://schemas.microsoft.com/office/drawing/2016/5/13/chartex" xmlns:cx8="http://schemas.microsoft.com/office/drawing/2016/5/14/chartex" xmlns:mc="http://schemas.openxmlformats.org/markup-compatibility/2006" xmlns:aink="http://schemas.microsoft.com/office/drawing/2016/ink" xmlns:am3d="http://schemas.microsoft.com/office/drawing/2017/model3d" xmlns:o="urn:schemas-microsoft-com:office:office" xmlns:oel="http://schemas.microsoft.com/office/2019/extlst" xmlns:r="http://schemas.openxmlformats.org/officeDocument/2006/relationships" xmlns:m="http://schemas.openxmlformats.org/officeDocument/2006/math" xmlns:v="urn:schemas-microsoft-com:vml" xmlns:wp14="http://schemas.microsoft.com/office/word/2010/wordprocessingDrawing" xmlns:wp="http://schemas.openxmlformats.org/drawingml/2006/wordprocessingDrawing" xmlns:w10="urn:schemas-microsoft-com:office:word" xmlns:w="http://schemas.openxmlformats.org/wordprocessingml/2006/main" xmlns:w14="http://schemas.microsoft.com/office/word/2010/wordml" xmlns:w15="http://schemas.microsoft.com/office/word/2012/wordml" xmlns:w16cex="http://schemas.microsoft.com/office/word/2018/wordml/cex" xmlns:w16cid="http://schemas.microsoft.com/office/word/2016/wordml/cid" xmlns:w16="http://schemas.microsoft.com/office/word/2018/wordml" xmlns:w16sdtdh="http://schemas.microsoft.com/office/word/2020/wordml/sdtdatahash" xmlns:w16se="http://schemas.microsoft.com/office/word/2015/wordml/symex" xmlns:wpg="http://schemas.microsoft.com/office/word/2010/wordprocessingGroup" xmlns:wpi="http://schemas.microsoft.com/office/word/2010/wordprocessingInk" xmlns:wne="http://schemas.microsoft.com/office/word/2006/wordml" xmlns:wps="http://schemas.microsoft.com/office/word/2010/wordprocessingShape" mc:Ignorable="w14 w15 w16se w16cid w16 w16cex w16sdtdh wp14">
+<w:ftr xmlns:wpc="http://schemas.microsoft.com/office/word/2010/wordprocessingCanvas" xmlns:cx="http://schemas.microsoft.com/office/drawing/2014/chartex" xmlns:cx1="http://schemas.microsoft.com/office/drawing/2015/9/8/chartex" xmlns:cx2="http://schemas.microsoft.com/office/drawing/2015/10/21/chartex" xmlns:cx3="http://schemas.microsoft.com/office/drawing/2016/5/9/chartex" xmlns:cx4="http://schemas.microsoft.com/office/drawing/2016/5/10/chartex" xmlns:cx5="http://schemas.microsoft.com/office/drawing/2016/5/11/chartex" xmlns:cx6="http://schemas.microsoft.com/office/drawing/2016/5/12/chartex" xmlns:cx7="http://schemas.microsoft.com/office/drawing/2016/5/13/chartex" xmlns:cx8="http://schemas.microsoft.com/office/drawing/2016/5/14/chartex" xmlns:mc="http://schemas.openxmlformats.org/markup-compatibility/2006" xmlns:aink="http://schemas.microsoft.com/office/drawing/2016/ink" xmlns:am3d="http://schemas.microsoft.com/office/drawing/2017/model3d" xmlns:o="urn:schemas-microsoft-com:office:office" xmlns:oel="http://schemas.microsoft.com/office/2019/extlst" xmlns:r="http://schemas.openxmlformats.org/officeDocument/2006/relationships" xmlns:m="http://schemas.openxmlformats.org/officeDocument/2006/math" xmlns:v="urn:schemas-microsoft-com:vml" xmlns:wp14="http://schemas.microsoft.com/office/word/2010/wordprocessingDrawing" xmlns:wp="http://schemas.openxmlformats.org/drawingml/2006/wordprocessingDrawing" xmlns:w10="urn:schemas-microsoft-com:office:word" xmlns:w="http://schemas.openxmlformats.org/wordprocessingml/2006/main" xmlns:w14="http://schemas.microsoft.com/office/word/2010/wordml" xmlns:w15="http://schemas.microsoft.com/office/word/2012/wordml" xmlns:w16cex="http://schemas.microsoft.com/office/word/2018/wordml/cex" xmlns:w16cid="http://schemas.microsoft.com/office/word/2016/wordml/cid" xmlns:w16="http://schemas.microsoft.com/office/word/2018/wordml" xmlns:w16du="http://schemas.microsoft.com/office/word/2023/wordml/word16du" xmlns:w16sdtdh="http://schemas.microsoft.com/office/word/2020/wordml/sdtdatahash" xmlns:w16sdtfl="http://schemas.microsoft.com/office/word/2024/wordml/sdtformatlock" xmlns:w16se="http://schemas.microsoft.com/office/word/2015/wordml/symex" xmlns:wpg="http://schemas.microsoft.com/office/word/2010/wordprocessingGroup" xmlns:wpi="http://schemas.microsoft.com/office/word/2010/wordprocessingInk" xmlns:wne="http://schemas.microsoft.com/office/word/2006/wordml" xmlns:wps="http://schemas.microsoft.com/office/word/2010/wordprocessingShape" mc:Ignorable="w14 w15 w16se w16cid w16 w16cex w16sdtdh w16sdtfl w16du wp14">
   <w:p>
     <w:pPr>
       <w:pStyle w:val="Footer"/>
@@ -1553,7 +1473,7 @@
 </file>
 
 <file path=word/footer3.xml><?xml version="1.0" encoding="utf-8"?>
-<w:ftr xmlns:wpc="http://schemas.microsoft.com/office/word/2010/wordprocessingCanvas" xmlns:cx="http://schemas.microsoft.com/office/drawing/2014/chartex" xmlns:cx1="http://schemas.microsoft.com/office/drawing/2015/9/8/chartex" xmlns:cx2="http://schemas.microsoft.com/office/drawing/2015/10/21/chartex" xmlns:cx3="http://schemas.microsoft.com/office/drawing/2016/5/9/chartex" xmlns:cx4="http://schemas.microsoft.com/office/drawing/2016/5/10/chartex" xmlns:cx5="http://schemas.microsoft.com/office/drawing/2016/5/11/chartex" xmlns:cx6="http://schemas.microsoft.com/office/drawing/2016/5/12/chartex" xmlns:cx7="http://schemas.microsoft.com/office/drawing/2016/5/13/chartex" xmlns:cx8="http://schemas.microsoft.com/office/drawing/2016/5/14/chartex" xmlns:mc="http://schemas.openxmlformats.org/markup-compatibility/2006" xmlns:aink="http://schemas.microsoft.com/office/drawing/2016/ink" xmlns:am3d="http://schemas.microsoft.com/office/drawing/2017/model3d" xmlns:o="urn:schemas-microsoft-com:office:office" xmlns:oel="http://schemas.microsoft.com/office/2019/extlst" xmlns:r="http://schemas.openxmlformats.org/officeDocument/2006/relationships" xmlns:m="http://schemas.openxmlformats.org/officeDocument/2006/math" xmlns:v="urn:schemas-microsoft-com:vml" xmlns:wp14="http://schemas.microsoft.com/office/word/2010/wordprocessingDrawing" xmlns:wp="http://schemas.openxmlformats.org/drawingml/2006/wordprocessingDrawing" xmlns:w10="urn:schemas-microsoft-com:office:word" xmlns:w="http://schemas.openxmlformats.org/wordprocessingml/2006/main" xmlns:w14="http://schemas.microsoft.com/office/word/2010/wordml" xmlns:w15="http://schemas.microsoft.com/office/word/2012/wordml" xmlns:w16cex="http://schemas.microsoft.com/office/word/2018/wordml/cex" xmlns:w16cid="http://schemas.microsoft.com/office/word/2016/wordml/cid" xmlns:w16="http://schemas.microsoft.com/office/word/2018/wordml" xmlns:w16sdtdh="http://schemas.microsoft.com/office/word/2020/wordml/sdtdatahash" xmlns:w16se="http://schemas.microsoft.com/office/word/2015/wordml/symex" xmlns:wpg="http://schemas.microsoft.com/office/word/2010/wordprocessingGroup" xmlns:wpi="http://schemas.microsoft.com/office/word/2010/wordprocessingInk" xmlns:wne="http://schemas.microsoft.com/office/word/2006/wordml" xmlns:wps="http://schemas.microsoft.com/office/word/2010/wordprocessingShape" mc:Ignorable="w14 w15 w16se w16cid w16 w16cex w16sdtdh wp14">
+<w:ftr xmlns:wpc="http://schemas.microsoft.com/office/word/2010/wordprocessingCanvas" xmlns:cx="http://schemas.microsoft.com/office/drawing/2014/chartex" xmlns:cx1="http://schemas.microsoft.com/office/drawing/2015/9/8/chartex" xmlns:cx2="http://schemas.microsoft.com/office/drawing/2015/10/21/chartex" xmlns:cx3="http://schemas.microsoft.com/office/drawing/2016/5/9/chartex" xmlns:cx4="http://schemas.microsoft.com/office/drawing/2016/5/10/chartex" xmlns:cx5="http://schemas.microsoft.com/office/drawing/2016/5/11/chartex" xmlns:cx6="http://schemas.microsoft.com/office/drawing/2016/5/12/chartex" xmlns:cx7="http://schemas.microsoft.com/office/drawing/2016/5/13/chartex" xmlns:cx8="http://schemas.microsoft.com/office/drawing/2016/5/14/chartex" xmlns:mc="http://schemas.openxmlformats.org/markup-compatibility/2006" xmlns:aink="http://schemas.microsoft.com/office/drawing/2016/ink" xmlns:am3d="http://schemas.microsoft.com/office/drawing/2017/model3d" xmlns:o="urn:schemas-microsoft-com:office:office" xmlns:oel="http://schemas.microsoft.com/office/2019/extlst" xmlns:r="http://schemas.openxmlformats.org/officeDocument/2006/relationships" xmlns:m="http://schemas.openxmlformats.org/officeDocument/2006/math" xmlns:v="urn:schemas-microsoft-com:vml" xmlns:wp14="http://schemas.microsoft.com/office/word/2010/wordprocessingDrawing" xmlns:wp="http://schemas.openxmlformats.org/drawingml/2006/wordprocessingDrawing" xmlns:w10="urn:schemas-microsoft-com:office:word" xmlns:w="http://schemas.openxmlformats.org/wordprocessingml/2006/main" xmlns:w14="http://schemas.microsoft.com/office/word/2010/wordml" xmlns:w15="http://schemas.microsoft.com/office/word/2012/wordml" xmlns:w16cex="http://schemas.microsoft.com/office/word/2018/wordml/cex" xmlns:w16cid="http://schemas.microsoft.com/office/word/2016/wordml/cid" xmlns:w16="http://schemas.microsoft.com/office/word/2018/wordml" xmlns:w16du="http://schemas.microsoft.com/office/word/2023/wordml/word16du" xmlns:w16sdtdh="http://schemas.microsoft.com/office/word/2020/wordml/sdtdatahash" xmlns:w16sdtfl="http://schemas.microsoft.com/office/word/2024/wordml/sdtformatlock" xmlns:w16se="http://schemas.microsoft.com/office/word/2015/wordml/symex" xmlns:wpg="http://schemas.microsoft.com/office/word/2010/wordprocessingGroup" xmlns:wpi="http://schemas.microsoft.com/office/word/2010/wordprocessingInk" xmlns:wne="http://schemas.microsoft.com/office/word/2006/wordml" xmlns:wps="http://schemas.microsoft.com/office/word/2010/wordprocessingShape" mc:Ignorable="w14 w15 w16se w16cid w16 w16cex w16sdtdh w16sdtfl w16du wp14">
   <w:p>
     <w:pPr>
       <w:pStyle w:val="Footer"/>
@@ -1563,7 +1483,7 @@
 </file>
 
 <file path=word/footnotes.xml><?xml version="1.0" encoding="utf-8"?>
-<w:footnotes xmlns:wpc="http://schemas.microsoft.com/office/word/2010/wordprocessingCanvas" xmlns:cx="http://schemas.microsoft.com/office/drawing/2014/chartex" xmlns:cx1="http://schemas.microsoft.com/office/drawing/2015/9/8/chartex" xmlns:cx2="http://schemas.microsoft.com/office/drawing/2015/10/21/chartex" xmlns:cx3="http://schemas.microsoft.com/office/drawing/2016/5/9/chartex" xmlns:cx4="http://schemas.microsoft.com/office/drawing/2016/5/10/chartex" xmlns:cx5="http://schemas.microsoft.com/office/drawing/2016/5/11/chartex" xmlns:cx6="http://schemas.microsoft.com/office/drawing/2016/5/12/chartex" xmlns:cx7="http://schemas.microsoft.com/office/drawing/2016/5/13/chartex" xmlns:cx8="http://schemas.microsoft.com/office/drawing/2016/5/14/chartex" xmlns:mc="http://schemas.openxmlformats.org/markup-compatibility/2006" xmlns:aink="http://schemas.microsoft.com/office/drawing/2016/ink" xmlns:am3d="http://schemas.microsoft.com/office/drawing/2017/model3d" xmlns:o="urn:schemas-microsoft-com:office:office" xmlns:oel="http://schemas.microsoft.com/office/2019/extlst" xmlns:r="http://schemas.openxmlformats.org/officeDocument/2006/relationships" xmlns:m="http://schemas.openxmlformats.org/officeDocument/2006/math" xmlns:v="urn:schemas-microsoft-com:vml" xmlns:wp14="http://schemas.microsoft.com/office/word/2010/wordprocessingDrawing" xmlns:wp="http://schemas.openxmlformats.org/drawingml/2006/wordprocessingDrawing" xmlns:w10="urn:schemas-microsoft-com:office:word" xmlns:w="http://schemas.openxmlformats.org/wordprocessingml/2006/main" xmlns:w14="http://schemas.microsoft.com/office/word/2010/wordml" xmlns:w15="http://schemas.microsoft.com/office/word/2012/wordml" xmlns:w16cex="http://schemas.microsoft.com/office/word/2018/wordml/cex" xmlns:w16cid="http://schemas.microsoft.com/office/word/2016/wordml/cid" xmlns:w16="http://schemas.microsoft.com/office/word/2018/wordml" xmlns:w16sdtdh="http://schemas.microsoft.com/office/word/2020/wordml/sdtdatahash" xmlns:w16se="http://schemas.microsoft.com/office/word/2015/wordml/symex" xmlns:wpg="http://schemas.microsoft.com/office/word/2010/wordprocessingGroup" xmlns:wpi="http://schemas.microsoft.com/office/word/2010/wordprocessingInk" xmlns:wne="http://schemas.microsoft.com/office/word/2006/wordml" xmlns:wps="http://schemas.microsoft.com/office/word/2010/wordprocessingShape" mc:Ignorable="w14 w15 w16se w16cid w16 w16cex w16sdtdh wp14">
+<w:footnotes xmlns:wpc="http://schemas.microsoft.com/office/word/2010/wordprocessingCanvas" xmlns:cx="http://schemas.microsoft.com/office/drawing/2014/chartex" xmlns:cx1="http://schemas.microsoft.com/office/drawing/2015/9/8/chartex" xmlns:cx2="http://schemas.microsoft.com/office/drawing/2015/10/21/chartex" xmlns:cx3="http://schemas.microsoft.com/office/drawing/2016/5/9/chartex" xmlns:cx4="http://schemas.microsoft.com/office/drawing/2016/5/10/chartex" xmlns:cx5="http://schemas.microsoft.com/office/drawing/2016/5/11/chartex" xmlns:cx6="http://schemas.microsoft.com/office/drawing/2016/5/12/chartex" xmlns:cx7="http://schemas.microsoft.com/office/drawing/2016/5/13/chartex" xmlns:cx8="http://schemas.microsoft.com/office/drawing/2016/5/14/chartex" xmlns:mc="http://schemas.openxmlformats.org/markup-compatibility/2006" xmlns:aink="http://schemas.microsoft.com/office/drawing/2016/ink" xmlns:am3d="http://schemas.microsoft.com/office/drawing/2017/model3d" xmlns:o="urn:schemas-microsoft-com:office:office" xmlns:oel="http://schemas.microsoft.com/office/2019/extlst" xmlns:r="http://schemas.openxmlformats.org/officeDocument/2006/relationships" xmlns:m="http://schemas.openxmlformats.org/officeDocument/2006/math" xmlns:v="urn:schemas-microsoft-com:vml" xmlns:wp14="http://schemas.microsoft.com/office/word/2010/wordprocessingDrawing" xmlns:wp="http://schemas.openxmlformats.org/drawingml/2006/wordprocessingDrawing" xmlns:w10="urn:schemas-microsoft-com:office:word" xmlns:w="http://schemas.openxmlformats.org/wordprocessingml/2006/main" xmlns:w14="http://schemas.microsoft.com/office/word/2010/wordml" xmlns:w15="http://schemas.microsoft.com/office/word/2012/wordml" xmlns:w16cex="http://schemas.microsoft.com/office/word/2018/wordml/cex" xmlns:w16cid="http://schemas.microsoft.com/office/word/2016/wordml/cid" xmlns:w16="http://schemas.microsoft.com/office/word/2018/wordml" xmlns:w16du="http://schemas.microsoft.com/office/word/2023/wordml/word16du" xmlns:w16sdtdh="http://schemas.microsoft.com/office/word/2020/wordml/sdtdatahash" xmlns:w16sdtfl="http://schemas.microsoft.com/office/word/2024/wordml/sdtformatlock" xmlns:w16se="http://schemas.microsoft.com/office/word/2015/wordml/symex" xmlns:wpg="http://schemas.microsoft.com/office/word/2010/wordprocessingGroup" xmlns:wpi="http://schemas.microsoft.com/office/word/2010/wordprocessingInk" xmlns:wne="http://schemas.microsoft.com/office/word/2006/wordml" xmlns:wps="http://schemas.microsoft.com/office/word/2010/wordprocessingShape" mc:Ignorable="w14 w15 w16se w16cid w16 w16cex w16sdtdh w16sdtfl w16du wp14">
   <w:footnote w:type="separator" w:id="-1">
     <w:p>
       <w:pPr>
@@ -1588,7 +1508,7 @@
 </file>
 
 <file path=word/header1.xml><?xml version="1.0" encoding="utf-8"?>
-<w:hdr xmlns:wpc="http://schemas.microsoft.com/office/word/2010/wordprocessingCanvas" xmlns:cx="http://schemas.microsoft.com/office/drawing/2014/chartex" xmlns:cx1="http://schemas.microsoft.com/office/drawing/2015/9/8/chartex" xmlns:cx2="http://schemas.microsoft.com/office/drawing/2015/10/21/chartex" xmlns:cx3="http://schemas.microsoft.com/office/drawing/2016/5/9/chartex" xmlns:cx4="http://schemas.microsoft.com/office/drawing/2016/5/10/chartex" xmlns:cx5="http://schemas.microsoft.com/office/drawing/2016/5/11/chartex" xmlns:cx6="http://schemas.microsoft.com/office/drawing/2016/5/12/chartex" xmlns:cx7="http://schemas.microsoft.com/office/drawing/2016/5/13/chartex" xmlns:cx8="http://schemas.microsoft.com/office/drawing/2016/5/14/chartex" xmlns:mc="http://schemas.openxmlformats.org/markup-compatibility/2006" xmlns:aink="http://schemas.microsoft.com/office/drawing/2016/ink" xmlns:am3d="http://schemas.microsoft.com/office/drawing/2017/model3d" xmlns:o="urn:schemas-microsoft-com:office:office" xmlns:oel="http://schemas.microsoft.com/office/2019/extlst" xmlns:r="http://schemas.openxmlformats.org/officeDocument/2006/relationships" xmlns:m="http://schemas.openxmlformats.org/officeDocument/2006/math" xmlns:v="urn:schemas-microsoft-com:vml" xmlns:wp14="http://schemas.microsoft.com/office/word/2010/wordprocessingDrawing" xmlns:wp="http://schemas.openxmlformats.org/drawingml/2006/wordprocessingDrawing" xmlns:w10="urn:schemas-microsoft-com:office:word" xmlns:w="http://schemas.openxmlformats.org/wordprocessingml/2006/main" xmlns:w14="http://schemas.microsoft.com/office/word/2010/wordml" xmlns:w15="http://schemas.microsoft.com/office/word/2012/wordml" xmlns:w16cex="http://schemas.microsoft.com/office/word/2018/wordml/cex" xmlns:w16cid="http://schemas.microsoft.com/office/word/2016/wordml/cid" xmlns:w16="http://schemas.microsoft.com/office/word/2018/wordml" xmlns:w16sdtdh="http://schemas.microsoft.com/office/word/2020/wordml/sdtdatahash" xmlns:w16se="http://schemas.microsoft.com/office/word/2015/wordml/symex" xmlns:wpg="http://schemas.microsoft.com/office/word/2010/wordprocessingGroup" xmlns:wpi="http://schemas.microsoft.com/office/word/2010/wordprocessingInk" xmlns:wne="http://schemas.microsoft.com/office/word/2006/wordml" xmlns:wps="http://schemas.microsoft.com/office/word/2010/wordprocessingShape" mc:Ignorable="w14 w15 w16se w16cid w16 w16cex w16sdtdh wp14">
+<w:hdr xmlns:wpc="http://schemas.microsoft.com/office/word/2010/wordprocessingCanvas" xmlns:cx="http://schemas.microsoft.com/office/drawing/2014/chartex" xmlns:cx1="http://schemas.microsoft.com/office/drawing/2015/9/8/chartex" xmlns:cx2="http://schemas.microsoft.com/office/drawing/2015/10/21/chartex" xmlns:cx3="http://schemas.microsoft.com/office/drawing/2016/5/9/chartex" xmlns:cx4="http://schemas.microsoft.com/office/drawing/2016/5/10/chartex" xmlns:cx5="http://schemas.microsoft.com/office/drawing/2016/5/11/chartex" xmlns:cx6="http://schemas.microsoft.com/office/drawing/2016/5/12/chartex" xmlns:cx7="http://schemas.microsoft.com/office/drawing/2016/5/13/chartex" xmlns:cx8="http://schemas.microsoft.com/office/drawing/2016/5/14/chartex" xmlns:mc="http://schemas.openxmlformats.org/markup-compatibility/2006" xmlns:aink="http://schemas.microsoft.com/office/drawing/2016/ink" xmlns:am3d="http://schemas.microsoft.com/office/drawing/2017/model3d" xmlns:o="urn:schemas-microsoft-com:office:office" xmlns:oel="http://schemas.microsoft.com/office/2019/extlst" xmlns:r="http://schemas.openxmlformats.org/officeDocument/2006/relationships" xmlns:m="http://schemas.openxmlformats.org/officeDocument/2006/math" xmlns:v="urn:schemas-microsoft-com:vml" xmlns:wp14="http://schemas.microsoft.com/office/word/2010/wordprocessingDrawing" xmlns:wp="http://schemas.openxmlformats.org/drawingml/2006/wordprocessingDrawing" xmlns:w10="urn:schemas-microsoft-com:office:word" xmlns:w="http://schemas.openxmlformats.org/wordprocessingml/2006/main" xmlns:w14="http://schemas.microsoft.com/office/word/2010/wordml" xmlns:w15="http://schemas.microsoft.com/office/word/2012/wordml" xmlns:w16cex="http://schemas.microsoft.com/office/word/2018/wordml/cex" xmlns:w16cid="http://schemas.microsoft.com/office/word/2016/wordml/cid" xmlns:w16="http://schemas.microsoft.com/office/word/2018/wordml" xmlns:w16du="http://schemas.microsoft.com/office/word/2023/wordml/word16du" xmlns:w16sdtdh="http://schemas.microsoft.com/office/word/2020/wordml/sdtdatahash" xmlns:w16sdtfl="http://schemas.microsoft.com/office/word/2024/wordml/sdtformatlock" xmlns:w16se="http://schemas.microsoft.com/office/word/2015/wordml/symex" xmlns:wpg="http://schemas.microsoft.com/office/word/2010/wordprocessingGroup" xmlns:wpi="http://schemas.microsoft.com/office/word/2010/wordprocessingInk" xmlns:wne="http://schemas.microsoft.com/office/word/2006/wordml" xmlns:wps="http://schemas.microsoft.com/office/word/2010/wordprocessingShape" mc:Ignorable="w14 w15 w16se w16cid w16 w16cex w16sdtdh w16sdtfl w16du wp14">
   <w:p>
     <w:pPr>
       <w:pStyle w:val="Header"/>
@@ -1598,7 +1518,7 @@
 </file>
 
 <file path=word/header2.xml><?xml version="1.0" encoding="utf-8"?>
-<w:hdr xmlns:wpc="http://schemas.microsoft.com/office/word/2010/wordprocessingCanvas" xmlns:cx="http://schemas.microsoft.com/office/drawing/2014/chartex" xmlns:cx1="http://schemas.microsoft.com/office/drawing/2015/9/8/chartex" xmlns:cx2="http://schemas.microsoft.com/office/drawing/2015/10/21/chartex" xmlns:cx3="http://schemas.microsoft.com/office/drawing/2016/5/9/chartex" xmlns:cx4="http://schemas.microsoft.com/office/drawing/2016/5/10/chartex" xmlns:cx5="http://schemas.microsoft.com/office/drawing/2016/5/11/chartex" xmlns:cx6="http://schemas.microsoft.com/office/drawing/2016/5/12/chartex" xmlns:cx7="http://schemas.microsoft.com/office/drawing/2016/5/13/chartex" xmlns:cx8="http://schemas.microsoft.com/office/drawing/2016/5/14/chartex" xmlns:mc="http://schemas.openxmlformats.org/markup-compatibility/2006" xmlns:aink="http://schemas.microsoft.com/office/drawing/2016/ink" xmlns:am3d="http://schemas.microsoft.com/office/drawing/2017/model3d" xmlns:o="urn:schemas-microsoft-com:office:office" xmlns:oel="http://schemas.microsoft.com/office/2019/extlst" xmlns:r="http://schemas.openxmlformats.org/officeDocument/2006/relationships" xmlns:m="http://schemas.openxmlformats.org/officeDocument/2006/math" xmlns:v="urn:schemas-microsoft-com:vml" xmlns:wp14="http://schemas.microsoft.com/office/word/2010/wordprocessingDrawing" xmlns:wp="http://schemas.openxmlformats.org/drawingml/2006/wordprocessingDrawing" xmlns:w10="urn:schemas-microsoft-com:office:word" xmlns:w="http://schemas.openxmlformats.org/wordprocessingml/2006/main" xmlns:w14="http://schemas.microsoft.com/office/word/2010/wordml" xmlns:w15="http://schemas.microsoft.com/office/word/2012/wordml" xmlns:w16cex="http://schemas.microsoft.com/office/word/2018/wordml/cex" xmlns:w16cid="http://schemas.microsoft.com/office/word/2016/wordml/cid" xmlns:w16="http://schemas.microsoft.com/office/word/2018/wordml" xmlns:w16sdtdh="http://schemas.microsoft.com/office/word/2020/wordml/sdtdatahash" xmlns:w16se="http://schemas.microsoft.com/office/word/2015/wordml/symex" xmlns:wpg="http://schemas.microsoft.com/office/word/2010/wordprocessingGroup" xmlns:wpi="http://schemas.microsoft.com/office/word/2010/wordprocessingInk" xmlns:wne="http://schemas.microsoft.com/office/word/2006/wordml" xmlns:wps="http://schemas.microsoft.com/office/word/2010/wordprocessingShape" mc:Ignorable="w14 w15 w16se w16cid w16 w16cex w16sdtdh wp14">
+<w:hdr xmlns:wpc="http://schemas.microsoft.com/office/word/2010/wordprocessingCanvas" xmlns:cx="http://schemas.microsoft.com/office/drawing/2014/chartex" xmlns:cx1="http://schemas.microsoft.com/office/drawing/2015/9/8/chartex" xmlns:cx2="http://schemas.microsoft.com/office/drawing/2015/10/21/chartex" xmlns:cx3="http://schemas.microsoft.com/office/drawing/2016/5/9/chartex" xmlns:cx4="http://schemas.microsoft.com/office/drawing/2016/5/10/chartex" xmlns:cx5="http://schemas.microsoft.com/office/drawing/2016/5/11/chartex" xmlns:cx6="http://schemas.microsoft.com/office/drawing/2016/5/12/chartex" xmlns:cx7="http://schemas.microsoft.com/office/drawing/2016/5/13/chartex" xmlns:cx8="http://schemas.microsoft.com/office/drawing/2016/5/14/chartex" xmlns:mc="http://schemas.openxmlformats.org/markup-compatibility/2006" xmlns:aink="http://schemas.microsoft.com/office/drawing/2016/ink" xmlns:am3d="http://schemas.microsoft.com/office/drawing/2017/model3d" xmlns:o="urn:schemas-microsoft-com:office:office" xmlns:oel="http://schemas.microsoft.com/office/2019/extlst" xmlns:r="http://schemas.openxmlformats.org/officeDocument/2006/relationships" xmlns:m="http://schemas.openxmlformats.org/officeDocument/2006/math" xmlns:v="urn:schemas-microsoft-com:vml" xmlns:wp14="http://schemas.microsoft.com/office/word/2010/wordprocessingDrawing" xmlns:wp="http://schemas.openxmlformats.org/drawingml/2006/wordprocessingDrawing" xmlns:w10="urn:schemas-microsoft-com:office:word" xmlns:w="http://schemas.openxmlformats.org/wordprocessingml/2006/main" xmlns:w14="http://schemas.microsoft.com/office/word/2010/wordml" xmlns:w15="http://schemas.microsoft.com/office/word/2012/wordml" xmlns:w16cex="http://schemas.microsoft.com/office/word/2018/wordml/cex" xmlns:w16cid="http://schemas.microsoft.com/office/word/2016/wordml/cid" xmlns:w16="http://schemas.microsoft.com/office/word/2018/wordml" xmlns:w16du="http://schemas.microsoft.com/office/word/2023/wordml/word16du" xmlns:w16sdtdh="http://schemas.microsoft.com/office/word/2020/wordml/sdtdatahash" xmlns:w16sdtfl="http://schemas.microsoft.com/office/word/2024/wordml/sdtformatlock" xmlns:w16se="http://schemas.microsoft.com/office/word/2015/wordml/symex" xmlns:wpg="http://schemas.microsoft.com/office/word/2010/wordprocessingGroup" xmlns:wpi="http://schemas.microsoft.com/office/word/2010/wordprocessingInk" xmlns:wne="http://schemas.microsoft.com/office/word/2006/wordml" xmlns:wps="http://schemas.microsoft.com/office/word/2010/wordprocessingShape" mc:Ignorable="w14 w15 w16se w16cid w16 w16cex w16sdtdh w16sdtfl w16du wp14">
   <w:p>
     <w:pPr>
       <w:pStyle w:val="Header"/>
@@ -1608,7 +1528,7 @@
 </file>
 
 <file path=word/header3.xml><?xml version="1.0" encoding="utf-8"?>
-<w:hdr xmlns:wpc="http://schemas.microsoft.com/office/word/2010/wordprocessingCanvas" xmlns:cx="http://schemas.microsoft.com/office/drawing/2014/chartex" xmlns:cx1="http://schemas.microsoft.com/office/drawing/2015/9/8/chartex" xmlns:cx2="http://schemas.microsoft.com/office/drawing/2015/10/21/chartex" xmlns:cx3="http://schemas.microsoft.com/office/drawing/2016/5/9/chartex" xmlns:cx4="http://schemas.microsoft.com/office/drawing/2016/5/10/chartex" xmlns:cx5="http://schemas.microsoft.com/office/drawing/2016/5/11/chartex" xmlns:cx6="http://schemas.microsoft.com/office/drawing/2016/5/12/chartex" xmlns:cx7="http://schemas.microsoft.com/office/drawing/2016/5/13/chartex" xmlns:cx8="http://schemas.microsoft.com/office/drawing/2016/5/14/chartex" xmlns:mc="http://schemas.openxmlformats.org/markup-compatibility/2006" xmlns:aink="http://schemas.microsoft.com/office/drawing/2016/ink" xmlns:am3d="http://schemas.microsoft.com/office/drawing/2017/model3d" xmlns:o="urn:schemas-microsoft-com:office:office" xmlns:oel="http://schemas.microsoft.com/office/2019/extlst" xmlns:r="http://schemas.openxmlformats.org/officeDocument/2006/relationships" xmlns:m="http://schemas.openxmlformats.org/officeDocument/2006/math" xmlns:v="urn:schemas-microsoft-com:vml" xmlns:wp14="http://schemas.microsoft.com/office/word/2010/wordprocessingDrawing" xmlns:wp="http://schemas.openxmlformats.org/drawingml/2006/wordprocessingDrawing" xmlns:w10="urn:schemas-microsoft-com:office:word" xmlns:w="http://schemas.openxmlformats.org/wordprocessingml/2006/main" xmlns:w14="http://schemas.microsoft.com/office/word/2010/wordml" xmlns:w15="http://schemas.microsoft.com/office/word/2012/wordml" xmlns:w16cex="http://schemas.microsoft.com/office/word/2018/wordml/cex" xmlns:w16cid="http://schemas.microsoft.com/office/word/2016/wordml/cid" xmlns:w16="http://schemas.microsoft.com/office/word/2018/wordml" xmlns:w16sdtdh="http://schemas.microsoft.com/office/word/2020/wordml/sdtdatahash" xmlns:w16se="http://schemas.microsoft.com/office/word/2015/wordml/symex" xmlns:wpg="http://schemas.microsoft.com/office/word/2010/wordprocessingGroup" xmlns:wpi="http://schemas.microsoft.com/office/word/2010/wordprocessingInk" xmlns:wne="http://schemas.microsoft.com/office/word/2006/wordml" xmlns:wps="http://schemas.microsoft.com/office/word/2010/wordprocessingShape" mc:Ignorable="w14 w15 w16se w16cid w16 w16cex w16sdtdh wp14">
+<w:hdr xmlns:wpc="http://schemas.microsoft.com/office/word/2010/wordprocessingCanvas" xmlns:cx="http://schemas.microsoft.com/office/drawing/2014/chartex" xmlns:cx1="http://schemas.microsoft.com/office/drawing/2015/9/8/chartex" xmlns:cx2="http://schemas.microsoft.com/office/drawing/2015/10/21/chartex" xmlns:cx3="http://schemas.microsoft.com/office/drawing/2016/5/9/chartex" xmlns:cx4="http://schemas.microsoft.com/office/drawing/2016/5/10/chartex" xmlns:cx5="http://schemas.microsoft.com/office/drawing/2016/5/11/chartex" xmlns:cx6="http://schemas.microsoft.com/office/drawing/2016/5/12/chartex" xmlns:cx7="http://schemas.microsoft.com/office/drawing/2016/5/13/chartex" xmlns:cx8="http://schemas.microsoft.com/office/drawing/2016/5/14/chartex" xmlns:mc="http://schemas.openxmlformats.org/markup-compatibility/2006" xmlns:aink="http://schemas.microsoft.com/office/drawing/2016/ink" xmlns:am3d="http://schemas.microsoft.com/office/drawing/2017/model3d" xmlns:o="urn:schemas-microsoft-com:office:office" xmlns:oel="http://schemas.microsoft.com/office/2019/extlst" xmlns:r="http://schemas.openxmlformats.org/officeDocument/2006/relationships" xmlns:m="http://schemas.openxmlformats.org/officeDocument/2006/math" xmlns:v="urn:schemas-microsoft-com:vml" xmlns:wp14="http://schemas.microsoft.com/office/word/2010/wordprocessingDrawing" xmlns:wp="http://schemas.openxmlformats.org/drawingml/2006/wordprocessingDrawing" xmlns:w10="urn:schemas-microsoft-com:office:word" xmlns:w="http://schemas.openxmlformats.org/wordprocessingml/2006/main" xmlns:w14="http://schemas.microsoft.com/office/word/2010/wordml" xmlns:w15="http://schemas.microsoft.com/office/word/2012/wordml" xmlns:w16cex="http://schemas.microsoft.com/office/word/2018/wordml/cex" xmlns:w16cid="http://schemas.microsoft.com/office/word/2016/wordml/cid" xmlns:w16="http://schemas.microsoft.com/office/word/2018/wordml" xmlns:w16du="http://schemas.microsoft.com/office/word/2023/wordml/word16du" xmlns:w16sdtdh="http://schemas.microsoft.com/office/word/2020/wordml/sdtdatahash" xmlns:w16sdtfl="http://schemas.microsoft.com/office/word/2024/wordml/sdtformatlock" xmlns:w16se="http://schemas.microsoft.com/office/word/2015/wordml/symex" xmlns:wpg="http://schemas.microsoft.com/office/word/2010/wordprocessingGroup" xmlns:wpi="http://schemas.microsoft.com/office/word/2010/wordprocessingInk" xmlns:wne="http://schemas.microsoft.com/office/word/2006/wordml" xmlns:wps="http://schemas.microsoft.com/office/word/2010/wordprocessingShape" mc:Ignorable="w14 w15 w16se w16cid w16 w16cex w16sdtdh w16sdtfl w16du wp14">
   <w:p>
     <w:pPr>
       <w:pStyle w:val="Header"/>
@@ -1618,7 +1538,7 @@
 </file>
 
 <file path=word/numbering.xml><?xml version="1.0" encoding="utf-8"?>
-<w:numbering xmlns:wpc="http://schemas.microsoft.com/office/word/2010/wordprocessingCanvas" xmlns:cx="http://schemas.microsoft.com/office/drawing/2014/chartex" xmlns:cx1="http://schemas.microsoft.com/office/drawing/2015/9/8/chartex" xmlns:cx2="http://schemas.microsoft.com/office/drawing/2015/10/21/chartex" xmlns:cx3="http://schemas.microsoft.com/office/drawing/2016/5/9/chartex" xmlns:cx4="http://schemas.microsoft.com/office/drawing/2016/5/10/chartex" xmlns:cx5="http://schemas.microsoft.com/office/drawing/2016/5/11/chartex" xmlns:cx6="http://schemas.microsoft.com/office/drawing/2016/5/12/chartex" xmlns:cx7="http://schemas.microsoft.com/office/drawing/2016/5/13/chartex" xmlns:cx8="http://schemas.microsoft.com/office/drawing/2016/5/14/chartex" xmlns:mc="http://schemas.openxmlformats.org/markup-compatibility/2006" xmlns:aink="http://schemas.microsoft.com/office/drawing/2016/ink" xmlns:am3d="http://schemas.microsoft.com/office/drawing/2017/model3d" xmlns:o="urn:schemas-microsoft-com:office:office" xmlns:oel="http://schemas.microsoft.com/office/2019/extlst" xmlns:r="http://schemas.openxmlformats.org/officeDocument/2006/relationships" xmlns:m="http://schemas.openxmlformats.org/officeDocument/2006/math" xmlns:v="urn:schemas-microsoft-com:vml" xmlns:wp14="http://schemas.microsoft.com/office/word/2010/wordprocessingDrawing" xmlns:wp="http://schemas.openxmlformats.org/drawingml/2006/wordprocessingDrawing" xmlns:w10="urn:schemas-microsoft-com:office:word" xmlns:w="http://schemas.openxmlformats.org/wordprocessingml/2006/main" xmlns:w14="http://schemas.microsoft.com/office/word/2010/wordml" xmlns:w15="http://schemas.microsoft.com/office/word/2012/wordml" xmlns:w16cex="http://schemas.microsoft.com/office/word/2018/wordml/cex" xmlns:w16cid="http://schemas.microsoft.com/office/word/2016/wordml/cid" xmlns:w16="http://schemas.microsoft.com/office/word/2018/wordml" xmlns:w16sdtdh="http://schemas.microsoft.com/office/word/2020/wordml/sdtdatahash" xmlns:w16se="http://schemas.microsoft.com/office/word/2015/wordml/symex" xmlns:wpg="http://schemas.microsoft.com/office/word/2010/wordprocessingGroup" xmlns:wpi="http://schemas.microsoft.com/office/word/2010/wordprocessingInk" xmlns:wne="http://schemas.microsoft.com/office/word/2006/wordml" xmlns:wps="http://schemas.microsoft.com/office/word/2010/wordprocessingShape" mc:Ignorable="w14 w15 w16se w16cid w16 w16cex w16sdtdh wp14">
+<w:numbering xmlns:wpc="http://schemas.microsoft.com/office/word/2010/wordprocessingCanvas" xmlns:cx="http://schemas.microsoft.com/office/drawing/2014/chartex" xmlns:cx1="http://schemas.microsoft.com/office/drawing/2015/9/8/chartex" xmlns:cx2="http://schemas.microsoft.com/office/drawing/2015/10/21/chartex" xmlns:cx3="http://schemas.microsoft.com/office/drawing/2016/5/9/chartex" xmlns:cx4="http://schemas.microsoft.com/office/drawing/2016/5/10/chartex" xmlns:cx5="http://schemas.microsoft.com/office/drawing/2016/5/11/chartex" xmlns:cx6="http://schemas.microsoft.com/office/drawing/2016/5/12/chartex" xmlns:cx7="http://schemas.microsoft.com/office/drawing/2016/5/13/chartex" xmlns:cx8="http://schemas.microsoft.com/office/drawing/2016/5/14/chartex" xmlns:mc="http://schemas.openxmlformats.org/markup-compatibility/2006" xmlns:aink="http://schemas.microsoft.com/office/drawing/2016/ink" xmlns:am3d="http://schemas.microsoft.com/office/drawing/2017/model3d" xmlns:o="urn:schemas-microsoft-com:office:office" xmlns:oel="http://schemas.microsoft.com/office/2019/extlst" xmlns:r="http://schemas.openxmlformats.org/officeDocument/2006/relationships" xmlns:m="http://schemas.openxmlformats.org/officeDocument/2006/math" xmlns:v="urn:schemas-microsoft-com:vml" xmlns:wp14="http://schemas.microsoft.com/office/word/2010/wordprocessingDrawing" xmlns:wp="http://schemas.openxmlformats.org/drawingml/2006/wordprocessingDrawing" xmlns:w10="urn:schemas-microsoft-com:office:word" xmlns:w="http://schemas.openxmlformats.org/wordprocessingml/2006/main" xmlns:w14="http://schemas.microsoft.com/office/word/2010/wordml" xmlns:w15="http://schemas.microsoft.com/office/word/2012/wordml" xmlns:w16cex="http://schemas.microsoft.com/office/word/2018/wordml/cex" xmlns:w16cid="http://schemas.microsoft.com/office/word/2016/wordml/cid" xmlns:w16="http://schemas.microsoft.com/office/word/2018/wordml" xmlns:w16du="http://schemas.microsoft.com/office/word/2023/wordml/word16du" xmlns:w16sdtdh="http://schemas.microsoft.com/office/word/2020/wordml/sdtdatahash" xmlns:w16sdtfl="http://schemas.microsoft.com/office/word/2024/wordml/sdtformatlock" xmlns:w16se="http://schemas.microsoft.com/office/word/2015/wordml/symex" xmlns:wpg="http://schemas.microsoft.com/office/word/2010/wordprocessingGroup" xmlns:wpi="http://schemas.microsoft.com/office/word/2010/wordprocessingInk" xmlns:wne="http://schemas.microsoft.com/office/word/2006/wordml" xmlns:wps="http://schemas.microsoft.com/office/word/2010/wordprocessingShape" mc:Ignorable="w14 w15 w16se w16cid w16 w16cex w16sdtdh w16sdtfl w16du wp14">
   <w:abstractNum w:abstractNumId="0" w15:restartNumberingAfterBreak="0">
     <w:nsid w:val="00EF6F40"/>
     <w:multiLevelType w:val="multilevel"/>
@@ -1971,7 +1891,7 @@
 </file>
 
 <file path=word/styles.xml><?xml version="1.0" encoding="utf-8"?>
-<w:styles xmlns:mc="http://schemas.openxmlformats.org/markup-compatibility/2006" xmlns:r="http://schemas.openxmlformats.org/officeDocument/2006/relationships" xmlns:w="http://schemas.openxmlformats.org/wordprocessingml/2006/main" xmlns:w14="http://schemas.microsoft.com/office/word/2010/wordml" xmlns:w15="http://schemas.microsoft.com/office/word/2012/wordml" xmlns:w16cex="http://schemas.microsoft.com/office/word/2018/wordml/cex" xmlns:w16cid="http://schemas.microsoft.com/office/word/2016/wordml/cid" xmlns:w16="http://schemas.microsoft.com/office/word/2018/wordml" xmlns:w16sdtdh="http://schemas.microsoft.com/office/word/2020/wordml/sdtdatahash" xmlns:w16se="http://schemas.microsoft.com/office/word/2015/wordml/symex" mc:Ignorable="w14 w15 w16se w16cid w16 w16cex w16sdtdh">
+<w:styles xmlns:mc="http://schemas.openxmlformats.org/markup-compatibility/2006" xmlns:r="http://schemas.openxmlformats.org/officeDocument/2006/relationships" xmlns:w="http://schemas.openxmlformats.org/wordprocessingml/2006/main" xmlns:w14="http://schemas.microsoft.com/office/word/2010/wordml" xmlns:w15="http://schemas.microsoft.com/office/word/2012/wordml" xmlns:w16cex="http://schemas.microsoft.com/office/word/2018/wordml/cex" xmlns:w16cid="http://schemas.microsoft.com/office/word/2016/wordml/cid" xmlns:w16="http://schemas.microsoft.com/office/word/2018/wordml" xmlns:w16du="http://schemas.microsoft.com/office/word/2023/wordml/word16du" xmlns:w16sdtdh="http://schemas.microsoft.com/office/word/2020/wordml/sdtdatahash" xmlns:w16sdtfl="http://schemas.microsoft.com/office/word/2024/wordml/sdtformatlock" xmlns:w16se="http://schemas.microsoft.com/office/word/2015/wordml/symex" mc:Ignorable="w14 w15 w16se w16cid w16 w16cex w16sdtdh w16sdtfl w16du">
   <w:docDefaults>
     <w:rPrDefault>
       <w:rPr>
